--- a/hk2-cau-truc-du-lieu-va-giai-thuat/BaiKT4.docx
+++ b/hk2-cau-truc-du-lieu-va-giai-thuat/BaiKT4.docx
@@ -220,9 +220,16 @@
       </w:r>
       <w:r>
         <w:rPr>
-          <w:lang w:val="vi-VN"/>
-        </w:rPr>
-        <w:t>r = m + 1;</w:t>
+          <w:color w:val="800080"/>
+          <w:lang w:val="vi-VN"/>
+        </w:rPr>
+        <w:t>l</w:t>
+      </w:r>
+      <w:r>
+        <w:rPr>
+          <w:lang w:val="vi-VN"/>
+        </w:rPr>
+        <w:t xml:space="preserve"> = m + 1;</w:t>
       </w:r>
     </w:p>
     <w:p>
@@ -260,9 +267,16 @@
       </w:r>
       <w:r>
         <w:rPr>
-          <w:lang w:val="vi-VN"/>
-        </w:rPr>
-        <w:t>l = m - 1;</w:t>
+          <w:color w:val="800080"/>
+          <w:lang w:val="vi-VN"/>
+        </w:rPr>
+        <w:t>r</w:t>
+      </w:r>
+      <w:r>
+        <w:rPr>
+          <w:lang w:val="vi-VN"/>
+        </w:rPr>
+        <w:t xml:space="preserve"> = m - 1;</w:t>
       </w:r>
     </w:p>
     <w:p>
@@ -457,7 +471,7 @@
         <mc:AlternateContent>
           <mc:Choice Requires="wpg">
             <w:drawing>
-              <wp:anchor behindDoc="0" distT="6985" distB="6985" distL="6350" distR="6985" simplePos="0" locked="0" layoutInCell="1" allowOverlap="1" relativeHeight="2">
+              <wp:anchor behindDoc="0" distT="6985" distB="6985" distL="7620" distR="6350" simplePos="0" locked="0" layoutInCell="1" allowOverlap="1" relativeHeight="2">
                 <wp:simplePos x="0" y="0"/>
                 <wp:positionH relativeFrom="column">
                   <wp:posOffset>114935</wp:posOffset>
@@ -465,8 +479,8 @@
                 <wp:positionV relativeFrom="paragraph">
                   <wp:posOffset>422910</wp:posOffset>
                 </wp:positionV>
-                <wp:extent cx="6148070" cy="3123565"/>
-                <wp:effectExtent l="7620" t="6985" r="6350" b="6985"/>
+                <wp:extent cx="6147435" cy="3122930"/>
+                <wp:effectExtent l="6350" t="6985" r="6985" b="6985"/>
                 <wp:wrapNone/>
                 <wp:docPr id="1" name="Group 28"/>
                 <a:graphic xmlns:a="http://schemas.openxmlformats.org/drawingml/2006/main">
@@ -476,9 +490,9 @@
                       <wpg:grpSpPr>
                         <a:xfrm>
                           <a:off x="0" y="0"/>
-                          <a:ext cx="6148080" cy="3123720"/>
+                          <a:ext cx="6147360" cy="3123000"/>
                           <a:chOff x="0" y="0"/>
-                          <a:chExt cx="6148080" cy="3123720"/>
+                          <a:chExt cx="6147360" cy="3123000"/>
                         </a:xfrm>
                       </wpg:grpSpPr>
                       <wps:wsp>
@@ -487,7 +501,7 @@
                         <wps:spPr>
                           <a:xfrm>
                             <a:off x="2376000" y="0"/>
-                            <a:ext cx="552960" cy="408960"/>
+                            <a:ext cx="552600" cy="408240"/>
                           </a:xfrm>
                           <a:prstGeom prst="ellipse">
                             <a:avLst/>
@@ -544,7 +558,7 @@
                         <wps:spPr>
                           <a:xfrm>
                             <a:off x="756360" y="633600"/>
-                            <a:ext cx="524520" cy="358920"/>
+                            <a:ext cx="523800" cy="358200"/>
                           </a:xfrm>
                           <a:prstGeom prst="ellipse">
                             <a:avLst/>
@@ -601,7 +615,7 @@
                         <wps:spPr>
                           <a:xfrm>
                             <a:off x="0" y="1332360"/>
-                            <a:ext cx="531360" cy="380520"/>
+                            <a:ext cx="531000" cy="379800"/>
                           </a:xfrm>
                           <a:prstGeom prst="ellipse">
                             <a:avLst/>
@@ -714,7 +728,7 @@
                         <wps:spPr>
                           <a:xfrm>
                             <a:off x="972360" y="2080800"/>
-                            <a:ext cx="603360" cy="387360"/>
+                            <a:ext cx="602640" cy="386640"/>
                           </a:xfrm>
                           <a:prstGeom prst="ellipse">
                             <a:avLst/>
@@ -797,7 +811,7 @@
                         <wps:spPr>
                           <a:xfrm>
                             <a:off x="2073960" y="1274400"/>
-                            <a:ext cx="502920" cy="344160"/>
+                            <a:ext cx="502200" cy="343440"/>
                           </a:xfrm>
                           <a:prstGeom prst="ellipse">
                             <a:avLst/>
@@ -880,7 +894,7 @@
                         <wps:spPr>
                           <a:xfrm>
                             <a:off x="1771560" y="2030760"/>
-                            <a:ext cx="509760" cy="344160"/>
+                            <a:ext cx="509400" cy="343440"/>
                           </a:xfrm>
                           <a:prstGeom prst="ellipse">
                             <a:avLst/>
@@ -963,7 +977,7 @@
                         <wps:spPr>
                           <a:xfrm>
                             <a:off x="2577960" y="2700000"/>
-                            <a:ext cx="553680" cy="423720"/>
+                            <a:ext cx="552960" cy="423000"/>
                           </a:xfrm>
                           <a:prstGeom prst="ellipse">
                             <a:avLst/>
@@ -1046,7 +1060,7 @@
                         <wps:spPr>
                           <a:xfrm>
                             <a:off x="4097160" y="576000"/>
-                            <a:ext cx="603360" cy="358920"/>
+                            <a:ext cx="602640" cy="358200"/>
                           </a:xfrm>
                           <a:prstGeom prst="ellipse">
                             <a:avLst/>
@@ -1129,7 +1143,7 @@
                         <wps:spPr>
                           <a:xfrm>
                             <a:off x="3132360" y="1216800"/>
-                            <a:ext cx="589320" cy="351720"/>
+                            <a:ext cx="588600" cy="351000"/>
                           </a:xfrm>
                           <a:prstGeom prst="ellipse">
                             <a:avLst/>
@@ -1212,7 +1226,7 @@
                         <wps:spPr>
                           <a:xfrm>
                             <a:off x="4291200" y="1828800"/>
-                            <a:ext cx="560880" cy="351720"/>
+                            <a:ext cx="560160" cy="351000"/>
                           </a:xfrm>
                           <a:prstGeom prst="ellipse">
                             <a:avLst/>
@@ -1295,7 +1309,7 @@
                         <wps:spPr>
                           <a:xfrm>
                             <a:off x="3564360" y="2469600"/>
-                            <a:ext cx="574560" cy="431280"/>
+                            <a:ext cx="574200" cy="430560"/>
                           </a:xfrm>
                           <a:prstGeom prst="ellipse">
                             <a:avLst/>
@@ -1378,7 +1392,7 @@
                         <wps:spPr>
                           <a:xfrm>
                             <a:off x="5616720" y="993600"/>
-                            <a:ext cx="531360" cy="337680"/>
+                            <a:ext cx="531000" cy="337320"/>
                           </a:xfrm>
                           <a:prstGeom prst="ellipse">
                             <a:avLst/>
@@ -1461,7 +1475,7 @@
                         <wps:spPr>
                           <a:xfrm>
                             <a:off x="5126400" y="1828800"/>
-                            <a:ext cx="581760" cy="394200"/>
+                            <a:ext cx="581040" cy="393840"/>
                           </a:xfrm>
                           <a:prstGeom prst="ellipse">
                             <a:avLst/>
@@ -1544,7 +1558,7 @@
                         <wps:spPr>
                           <a:xfrm>
                             <a:off x="5004360" y="2520360"/>
-                            <a:ext cx="495360" cy="380880"/>
+                            <a:ext cx="494640" cy="380520"/>
                           </a:xfrm>
                           <a:prstGeom prst="ellipse">
                             <a:avLst/>
@@ -1629,8 +1643,8 @@
           </mc:Choice>
           <mc:Fallback>
             <w:pict>
-              <v:group id="shape_0" alt="Group 28" style="position:absolute;margin-left:9.05pt;margin-top:33.3pt;width:484.1pt;height:245.95pt" coordorigin="181,666" coordsize="9682,4919">
-                <v:oval id="shape_0" ID="Oval 1" path="l-2147483648,-2147483643l-2147483628,-2147483627l-2147483648,-2147483643l-2147483626,-2147483625xe" fillcolor="#4472c4" stroked="t" o:allowincell="f" style="position:absolute;left:3923;top:666;width:870;height:643;mso-wrap-style:square;v-text-anchor:middle">
+              <v:group id="shape_0" alt="Group 28" style="position:absolute;margin-left:9.05pt;margin-top:33.3pt;width:484.05pt;height:245.9pt" coordorigin="181,666" coordsize="9681,4918">
+                <v:oval id="shape_0" ID="Oval 1" path="l-2147483648,-2147483643l-2147483628,-2147483627l-2147483648,-2147483643l-2147483626,-2147483625xe" fillcolor="#4472c4" stroked="t" o:allowincell="f" style="position:absolute;left:3923;top:666;width:869;height:642;mso-wrap-style:square;v-text-anchor:middle">
                   <v:fill o:detectmouseclick="t" type="solid" color2="#bb8d3b"/>
                   <v:stroke color="#1d3155" weight="12600" joinstyle="miter" endcap="flat"/>
                   <v:textbox>
@@ -1654,7 +1668,7 @@
                   </v:textbox>
                   <w10:wrap type="none"/>
                 </v:oval>
-                <v:oval id="shape_0" ID="Oval 2" path="l-2147483648,-2147483643l-2147483628,-2147483627l-2147483648,-2147483643l-2147483626,-2147483625xe" fillcolor="#4472c4" stroked="t" o:allowincell="f" style="position:absolute;left:1372;top:1664;width:825;height:564;mso-wrap-style:square;v-text-anchor:middle">
+                <v:oval id="shape_0" ID="Oval 2" path="l-2147483648,-2147483643l-2147483628,-2147483627l-2147483648,-2147483643l-2147483626,-2147483625xe" fillcolor="#4472c4" stroked="t" o:allowincell="f" style="position:absolute;left:1372;top:1664;width:824;height:563;mso-wrap-style:square;v-text-anchor:middle">
                   <v:fill o:detectmouseclick="t" type="solid" color2="#bb8d3b"/>
                   <v:stroke color="#1d3155" weight="12600" joinstyle="miter" endcap="flat"/>
                   <v:textbox>
@@ -1678,7 +1692,7 @@
                   </v:textbox>
                   <w10:wrap type="none"/>
                 </v:oval>
-                <v:oval id="shape_0" ID="Oval 3" path="l-2147483648,-2147483643l-2147483628,-2147483627l-2147483648,-2147483643l-2147483626,-2147483625xe" fillcolor="#4472c4" stroked="t" o:allowincell="f" style="position:absolute;left:181;top:2764;width:836;height:598;mso-wrap-style:square;v-text-anchor:middle">
+                <v:oval id="shape_0" ID="Oval 3" path="l-2147483648,-2147483643l-2147483628,-2147483627l-2147483648,-2147483643l-2147483626,-2147483625xe" fillcolor="#4472c4" stroked="t" o:allowincell="f" style="position:absolute;left:181;top:2764;width:835;height:597;mso-wrap-style:square;v-text-anchor:middle">
                   <v:fill o:detectmouseclick="t" type="solid" color2="#bb8d3b"/>
                   <v:stroke color="#1d3155" weight="12600" joinstyle="miter" endcap="flat"/>
                   <v:textbox>
@@ -1708,7 +1722,7 @@
                   <v:fill o:detectmouseclick="t" on="false"/>
                   <w10:wrap type="none"/>
                 </v:line>
-                <v:oval id="shape_0" ID="Oval 6" path="l-2147483648,-2147483643l-2147483628,-2147483627l-2147483648,-2147483643l-2147483626,-2147483625xe" fillcolor="#4472c4" stroked="t" o:allowincell="f" style="position:absolute;left:1712;top:3943;width:949;height:609;mso-wrap-style:square;v-text-anchor:middle">
+                <v:oval id="shape_0" ID="Oval 6" path="l-2147483648,-2147483643l-2147483628,-2147483627l-2147483648,-2147483643l-2147483626,-2147483625xe" fillcolor="#4472c4" stroked="t" o:allowincell="f" style="position:absolute;left:1712;top:3943;width:948;height:608;mso-wrap-style:square;v-text-anchor:middle">
                   <v:fill o:detectmouseclick="t" type="solid" color2="#bb8d3b"/>
                   <v:stroke color="#1d3155" weight="12600" joinstyle="miter" endcap="flat"/>
                   <v:textbox>
@@ -1733,7 +1747,7 @@
                   <v:fill o:detectmouseclick="t" on="false"/>
                   <w10:wrap type="none"/>
                 </v:line>
-                <v:oval id="shape_0" ID="Oval 8" path="l-2147483648,-2147483643l-2147483628,-2147483627l-2147483648,-2147483643l-2147483626,-2147483625xe" fillcolor="#4472c4" stroked="t" o:allowincell="f" style="position:absolute;left:3447;top:2673;width:791;height:541;mso-wrap-style:square;v-text-anchor:middle">
+                <v:oval id="shape_0" ID="Oval 8" path="l-2147483648,-2147483643l-2147483628,-2147483627l-2147483648,-2147483643l-2147483626,-2147483625xe" fillcolor="#4472c4" stroked="t" o:allowincell="f" style="position:absolute;left:3447;top:2673;width:790;height:540;mso-wrap-style:square;v-text-anchor:middle">
                   <v:fill o:detectmouseclick="t" type="solid" color2="#bb8d3b"/>
                   <v:stroke color="#1d3155" weight="12600" joinstyle="miter" endcap="flat"/>
                   <v:textbox>
@@ -1758,7 +1772,7 @@
                   <v:fill o:detectmouseclick="t" on="false"/>
                   <w10:wrap type="none"/>
                 </v:line>
-                <v:oval id="shape_0" ID="Oval 10" path="l-2147483648,-2147483643l-2147483628,-2147483627l-2147483648,-2147483643l-2147483626,-2147483625xe" fillcolor="#4472c4" stroked="t" o:allowincell="f" style="position:absolute;left:2971;top:3864;width:802;height:541;mso-wrap-style:square;v-text-anchor:middle">
+                <v:oval id="shape_0" ID="Oval 10" path="l-2147483648,-2147483643l-2147483628,-2147483627l-2147483648,-2147483643l-2147483626,-2147483625xe" fillcolor="#4472c4" stroked="t" o:allowincell="f" style="position:absolute;left:2971;top:3864;width:801;height:540;mso-wrap-style:square;v-text-anchor:middle">
                   <v:fill o:detectmouseclick="t" type="solid" color2="#bb8d3b"/>
                   <v:stroke color="#1d3155" weight="12600" joinstyle="miter" endcap="flat"/>
                   <v:textbox>
@@ -1783,7 +1797,7 @@
                   <v:fill o:detectmouseclick="t" on="false"/>
                   <w10:wrap type="none"/>
                 </v:line>
-                <v:oval id="shape_0" ID="Oval 12" path="l-2147483648,-2147483643l-2147483628,-2147483627l-2147483648,-2147483643l-2147483626,-2147483625xe" fillcolor="#4472c4" stroked="t" o:allowincell="f" style="position:absolute;left:4241;top:4918;width:871;height:666;mso-wrap-style:square;v-text-anchor:middle">
+                <v:oval id="shape_0" ID="Oval 12" path="l-2147483648,-2147483643l-2147483628,-2147483627l-2147483648,-2147483643l-2147483626,-2147483625xe" fillcolor="#4472c4" stroked="t" o:allowincell="f" style="position:absolute;left:4241;top:4918;width:870;height:665;mso-wrap-style:square;v-text-anchor:middle">
                   <v:fill o:detectmouseclick="t" type="solid" color2="#bb8d3b"/>
                   <v:stroke color="#1d3155" weight="12600" joinstyle="miter" endcap="flat"/>
                   <v:textbox>
@@ -1808,7 +1822,7 @@
                   <v:fill o:detectmouseclick="t" on="false"/>
                   <w10:wrap type="none"/>
                 </v:line>
-                <v:oval id="shape_0" ID="Oval 14" path="l-2147483648,-2147483643l-2147483628,-2147483627l-2147483648,-2147483643l-2147483626,-2147483625xe" fillcolor="#4472c4" stroked="t" o:allowincell="f" style="position:absolute;left:6633;top:1573;width:949;height:564;mso-wrap-style:square;v-text-anchor:middle">
+                <v:oval id="shape_0" ID="Oval 14" path="l-2147483648,-2147483643l-2147483628,-2147483627l-2147483648,-2147483643l-2147483626,-2147483625xe" fillcolor="#4472c4" stroked="t" o:allowincell="f" style="position:absolute;left:6633;top:1573;width:948;height:563;mso-wrap-style:square;v-text-anchor:middle">
                   <v:fill o:detectmouseclick="t" type="solid" color2="#bb8d3b"/>
                   <v:stroke color="#1d3155" weight="12600" joinstyle="miter" endcap="flat"/>
                   <v:textbox>
@@ -1833,7 +1847,7 @@
                   <v:fill o:detectmouseclick="t" on="false"/>
                   <w10:wrap type="none"/>
                 </v:line>
-                <v:oval id="shape_0" ID="Oval 16" path="l-2147483648,-2147483643l-2147483628,-2147483627l-2147483648,-2147483643l-2147483626,-2147483625xe" fillcolor="#4472c4" stroked="t" o:allowincell="f" style="position:absolute;left:5114;top:2582;width:927;height:553;mso-wrap-style:square;v-text-anchor:middle">
+                <v:oval id="shape_0" ID="Oval 16" path="l-2147483648,-2147483643l-2147483628,-2147483627l-2147483648,-2147483643l-2147483626,-2147483625xe" fillcolor="#4472c4" stroked="t" o:allowincell="f" style="position:absolute;left:5114;top:2582;width:926;height:552;mso-wrap-style:square;v-text-anchor:middle">
                   <v:fill o:detectmouseclick="t" type="solid" color2="#bb8d3b"/>
                   <v:stroke color="#1d3155" weight="12600" joinstyle="miter" endcap="flat"/>
                   <v:textbox>
@@ -1858,7 +1872,7 @@
                   <v:fill o:detectmouseclick="t" on="false"/>
                   <w10:wrap type="none"/>
                 </v:line>
-                <v:oval id="shape_0" ID="Oval 18" path="l-2147483648,-2147483643l-2147483628,-2147483627l-2147483648,-2147483643l-2147483626,-2147483625xe" fillcolor="#4472c4" stroked="t" o:allowincell="f" style="position:absolute;left:6939;top:3546;width:882;height:553;mso-wrap-style:square;v-text-anchor:middle">
+                <v:oval id="shape_0" ID="Oval 18" path="l-2147483648,-2147483643l-2147483628,-2147483627l-2147483648,-2147483643l-2147483626,-2147483625xe" fillcolor="#4472c4" stroked="t" o:allowincell="f" style="position:absolute;left:6939;top:3546;width:881;height:552;mso-wrap-style:square;v-text-anchor:middle">
                   <v:fill o:detectmouseclick="t" type="solid" color2="#bb8d3b"/>
                   <v:stroke color="#1d3155" weight="12600" joinstyle="miter" endcap="flat"/>
                   <v:textbox>
@@ -1883,7 +1897,7 @@
                   <v:fill o:detectmouseclick="t" on="false"/>
                   <w10:wrap type="none"/>
                 </v:line>
-                <v:oval id="shape_0" ID="Oval 20" path="l-2147483648,-2147483643l-2147483628,-2147483627l-2147483648,-2147483643l-2147483626,-2147483625xe" fillcolor="#4472c4" stroked="t" o:allowincell="f" style="position:absolute;left:5794;top:4555;width:904;height:678;mso-wrap-style:square;v-text-anchor:middle">
+                <v:oval id="shape_0" ID="Oval 20" path="l-2147483648,-2147483643l-2147483628,-2147483627l-2147483648,-2147483643l-2147483626,-2147483625xe" fillcolor="#4472c4" stroked="t" o:allowincell="f" style="position:absolute;left:5794;top:4555;width:903;height:677;mso-wrap-style:square;v-text-anchor:middle">
                   <v:fill o:detectmouseclick="t" type="solid" color2="#bb8d3b"/>
                   <v:stroke color="#1d3155" weight="12600" joinstyle="miter" endcap="flat"/>
                   <v:textbox>
@@ -1908,7 +1922,7 @@
                   <v:fill o:detectmouseclick="t" on="false"/>
                   <w10:wrap type="none"/>
                 </v:line>
-                <v:oval id="shape_0" ID="Oval 22" path="l-2147483648,-2147483643l-2147483628,-2147483627l-2147483648,-2147483643l-2147483626,-2147483625xe" fillcolor="#4472c4" stroked="t" o:allowincell="f" style="position:absolute;left:9026;top:2231;width:836;height:531;mso-wrap-style:square;v-text-anchor:middle">
+                <v:oval id="shape_0" ID="Oval 22" path="l-2147483648,-2147483643l-2147483628,-2147483627l-2147483648,-2147483643l-2147483626,-2147483625xe" fillcolor="#4472c4" stroked="t" o:allowincell="f" style="position:absolute;left:9026;top:2231;width:835;height:530;mso-wrap-style:square;v-text-anchor:middle">
                   <v:fill o:detectmouseclick="t" type="solid" color2="#bb8d3b"/>
                   <v:stroke color="#1d3155" weight="12600" joinstyle="miter" endcap="flat"/>
                   <v:textbox>
@@ -1933,7 +1947,7 @@
                   <v:fill o:detectmouseclick="t" on="false"/>
                   <w10:wrap type="none"/>
                 </v:line>
-                <v:oval id="shape_0" ID="Oval 24" path="l-2147483648,-2147483643l-2147483628,-2147483627l-2147483648,-2147483643l-2147483626,-2147483625xe" fillcolor="#4472c4" stroked="t" o:allowincell="f" style="position:absolute;left:8254;top:3546;width:915;height:620;mso-wrap-style:square;v-text-anchor:middle">
+                <v:oval id="shape_0" ID="Oval 24" path="l-2147483648,-2147483643l-2147483628,-2147483627l-2147483648,-2147483643l-2147483626,-2147483625xe" fillcolor="#4472c4" stroked="t" o:allowincell="f" style="position:absolute;left:8254;top:3546;width:914;height:619;mso-wrap-style:square;v-text-anchor:middle">
                   <v:fill o:detectmouseclick="t" type="solid" color2="#bb8d3b"/>
                   <v:stroke color="#1d3155" weight="12600" joinstyle="miter" endcap="flat"/>
                   <v:textbox>
@@ -1958,7 +1972,7 @@
                   <v:fill o:detectmouseclick="t" on="false"/>
                   <w10:wrap type="none"/>
                 </v:line>
-                <v:oval id="shape_0" ID="Oval 26" path="l-2147483648,-2147483643l-2147483628,-2147483627l-2147483648,-2147483643l-2147483626,-2147483625xe" fillcolor="#4472c4" stroked="t" o:allowincell="f" style="position:absolute;left:8062;top:4635;width:779;height:599;mso-wrap-style:square;v-text-anchor:middle">
+                <v:oval id="shape_0" ID="Oval 26" path="l-2147483648,-2147483643l-2147483628,-2147483627l-2147483648,-2147483643l-2147483626,-2147483625xe" fillcolor="#4472c4" stroked="t" o:allowincell="f" style="position:absolute;left:8062;top:4635;width:778;height:598;mso-wrap-style:square;v-text-anchor:middle">
                   <v:fill o:detectmouseclick="t" type="solid" color2="#bb8d3b"/>
                   <v:stroke color="#1d3155" weight="12600" joinstyle="miter" endcap="flat"/>
                   <v:textbox>
@@ -2312,7 +2326,7 @@
                 <wp:positionV relativeFrom="paragraph">
                   <wp:posOffset>182245</wp:posOffset>
                 </wp:positionV>
-                <wp:extent cx="6147435" cy="2900680"/>
+                <wp:extent cx="6146800" cy="2900045"/>
                 <wp:effectExtent l="6350" t="7620" r="6985" b="6985"/>
                 <wp:wrapNone/>
                 <wp:docPr id="16" name="Group 30"/>
@@ -2323,9 +2337,9 @@
                       <wpg:grpSpPr>
                         <a:xfrm>
                           <a:off x="0" y="0"/>
-                          <a:ext cx="6147360" cy="2900520"/>
+                          <a:ext cx="6146640" cy="2900160"/>
                           <a:chOff x="0" y="0"/>
-                          <a:chExt cx="6147360" cy="2900520"/>
+                          <a:chExt cx="6146640" cy="2900160"/>
                         </a:xfrm>
                       </wpg:grpSpPr>
                       <wps:wsp>
@@ -2334,7 +2348,7 @@
                         <wps:spPr>
                           <a:xfrm>
                             <a:off x="2376000" y="0"/>
-                            <a:ext cx="552960" cy="408960"/>
+                            <a:ext cx="552600" cy="408240"/>
                           </a:xfrm>
                           <a:prstGeom prst="ellipse">
                             <a:avLst/>
@@ -2403,7 +2417,7 @@
                         <wps:spPr>
                           <a:xfrm>
                             <a:off x="756360" y="633600"/>
-                            <a:ext cx="524520" cy="358920"/>
+                            <a:ext cx="523800" cy="358200"/>
                           </a:xfrm>
                           <a:prstGeom prst="ellipse">
                             <a:avLst/>
@@ -2520,7 +2534,7 @@
                         <wps:spPr>
                           <a:xfrm>
                             <a:off x="0" y="1332360"/>
-                            <a:ext cx="531360" cy="380520"/>
+                            <a:ext cx="531000" cy="379800"/>
                           </a:xfrm>
                           <a:prstGeom prst="ellipse">
                             <a:avLst/>
@@ -2633,7 +2647,7 @@
                         <wps:spPr>
                           <a:xfrm>
                             <a:off x="4097160" y="576000"/>
-                            <a:ext cx="603360" cy="358920"/>
+                            <a:ext cx="602640" cy="358200"/>
                           </a:xfrm>
                           <a:prstGeom prst="ellipse">
                             <a:avLst/>
@@ -2716,7 +2730,7 @@
                         <wps:spPr>
                           <a:xfrm>
                             <a:off x="3132000" y="1216800"/>
-                            <a:ext cx="589320" cy="351720"/>
+                            <a:ext cx="588600" cy="351000"/>
                           </a:xfrm>
                           <a:prstGeom prst="ellipse">
                             <a:avLst/>
@@ -2799,7 +2813,7 @@
                         <wps:spPr>
                           <a:xfrm>
                             <a:off x="4291200" y="1828800"/>
-                            <a:ext cx="560880" cy="351720"/>
+                            <a:ext cx="560160" cy="351000"/>
                           </a:xfrm>
                           <a:prstGeom prst="ellipse">
                             <a:avLst/>
@@ -2882,7 +2896,7 @@
                         <wps:spPr>
                           <a:xfrm>
                             <a:off x="5616000" y="993600"/>
-                            <a:ext cx="531360" cy="337680"/>
+                            <a:ext cx="531000" cy="337320"/>
                           </a:xfrm>
                           <a:prstGeom prst="ellipse">
                             <a:avLst/>
@@ -2965,7 +2979,7 @@
                         <wps:spPr>
                           <a:xfrm>
                             <a:off x="5126400" y="1828800"/>
-                            <a:ext cx="581760" cy="394200"/>
+                            <a:ext cx="581040" cy="393840"/>
                           </a:xfrm>
                           <a:prstGeom prst="ellipse">
                             <a:avLst/>
@@ -3048,7 +3062,7 @@
                         <wps:spPr>
                           <a:xfrm>
                             <a:off x="5003640" y="2519640"/>
-                            <a:ext cx="495360" cy="380880"/>
+                            <a:ext cx="494640" cy="380520"/>
                           </a:xfrm>
                           <a:prstGeom prst="ellipse">
                             <a:avLst/>
@@ -3101,7 +3115,7 @@
                         <wps:spPr>
                           <a:xfrm>
                             <a:off x="3564360" y="2469600"/>
-                            <a:ext cx="574560" cy="431280"/>
+                            <a:ext cx="574200" cy="430560"/>
                           </a:xfrm>
                           <a:prstGeom prst="ellipse">
                             <a:avLst/>
@@ -3184,7 +3198,7 @@
                         <wps:spPr>
                           <a:xfrm>
                             <a:off x="1692360" y="1382400"/>
-                            <a:ext cx="509760" cy="344160"/>
+                            <a:ext cx="509400" cy="343440"/>
                           </a:xfrm>
                           <a:prstGeom prst="ellipse">
                             <a:avLst/>
@@ -3267,7 +3281,7 @@
                         <wps:spPr>
                           <a:xfrm>
                             <a:off x="2498040" y="2051640"/>
-                            <a:ext cx="552960" cy="423000"/>
+                            <a:ext cx="552600" cy="422280"/>
                           </a:xfrm>
                           <a:prstGeom prst="ellipse">
                             <a:avLst/>
@@ -3320,7 +3334,7 @@
                         <wps:spPr>
                           <a:xfrm>
                             <a:off x="972360" y="2080800"/>
-                            <a:ext cx="603360" cy="387360"/>
+                            <a:ext cx="602640" cy="386640"/>
                           </a:xfrm>
                           <a:prstGeom prst="ellipse">
                             <a:avLst/>
@@ -3405,8 +3419,8 @@
           </mc:Choice>
           <mc:Fallback>
             <w:pict>
-              <v:group id="shape_0" alt="Group 30" style="position:absolute;margin-left:0pt;margin-top:14.35pt;width:484.05pt;height:228.4pt" coordorigin="0,287" coordsize="9681,4568">
-                <v:oval id="shape_0" ID="Oval 1" path="l-2147483648,-2147483643l-2147483628,-2147483627l-2147483648,-2147483643l-2147483626,-2147483625xe" fillcolor="#4472c4" stroked="t" o:allowincell="f" style="position:absolute;left:3742;top:287;width:870;height:643;mso-wrap-style:square;v-text-anchor:middle">
+              <v:group id="shape_0" alt="Group 30" style="position:absolute;margin-left:0pt;margin-top:14.35pt;width:484pt;height:228.35pt" coordorigin="0,287" coordsize="9680,4567">
+                <v:oval id="shape_0" ID="Oval 1" path="l-2147483648,-2147483643l-2147483628,-2147483627l-2147483648,-2147483643l-2147483626,-2147483625xe" fillcolor="#4472c4" stroked="t" o:allowincell="f" style="position:absolute;left:3742;top:287;width:869;height:642;mso-wrap-style:square;v-text-anchor:middle">
                   <v:fill o:detectmouseclick="t" type="solid" color2="#bb8d3b"/>
                   <v:stroke color="#1d3155" weight="12600" joinstyle="miter" endcap="flat"/>
                   <v:textbox>
@@ -3442,7 +3456,7 @@
                   </v:textbox>
                   <w10:wrap type="none"/>
                 </v:oval>
-                <v:oval id="shape_0" ID="Oval 2" path="l-2147483648,-2147483643l-2147483628,-2147483627l-2147483648,-2147483643l-2147483626,-2147483625xe" fillcolor="#4472c4" stroked="t" o:allowincell="f" style="position:absolute;left:1191;top:1285;width:825;height:564;mso-wrap-style:square;v-text-anchor:middle">
+                <v:oval id="shape_0" ID="Oval 2" path="l-2147483648,-2147483643l-2147483628,-2147483627l-2147483648,-2147483643l-2147483626,-2147483625xe" fillcolor="#4472c4" stroked="t" o:allowincell="f" style="position:absolute;left:1191;top:1285;width:824;height:563;mso-wrap-style:square;v-text-anchor:middle">
                   <v:fill o:detectmouseclick="t" type="solid" color2="#bb8d3b"/>
                   <v:stroke color="#1d3155" weight="12600" joinstyle="miter" endcap="flat"/>
                   <v:textbox>
@@ -3476,7 +3490,7 @@
                   <v:fill o:detectmouseclick="t" on="false"/>
                   <w10:wrap type="none"/>
                 </v:line>
-                <v:oval id="shape_0" ID="Oval 3" path="l-2147483648,-2147483643l-2147483628,-2147483627l-2147483648,-2147483643l-2147483626,-2147483625xe" fillcolor="#4472c4" stroked="t" o:allowincell="f" style="position:absolute;left:0;top:2385;width:836;height:598;mso-wrap-style:square;v-text-anchor:middle">
+                <v:oval id="shape_0" ID="Oval 3" path="l-2147483648,-2147483643l-2147483628,-2147483627l-2147483648,-2147483643l-2147483626,-2147483625xe" fillcolor="#4472c4" stroked="t" o:allowincell="f" style="position:absolute;left:0;top:2385;width:835;height:597;mso-wrap-style:square;v-text-anchor:middle">
                   <v:fill o:detectmouseclick="t" type="solid" color2="#bb8d3b"/>
                   <v:stroke color="#1d3155" weight="12600" joinstyle="miter" endcap="flat"/>
                   <v:textbox>
@@ -3506,7 +3520,7 @@
                   <v:fill o:detectmouseclick="t" on="false"/>
                   <w10:wrap type="none"/>
                 </v:line>
-                <v:oval id="shape_0" ID="Oval 14" path="l-2147483648,-2147483643l-2147483628,-2147483627l-2147483648,-2147483643l-2147483626,-2147483625xe" fillcolor="#4472c4" stroked="t" o:allowincell="f" style="position:absolute;left:6452;top:1194;width:949;height:564;mso-wrap-style:square;v-text-anchor:middle">
+                <v:oval id="shape_0" ID="Oval 14" path="l-2147483648,-2147483643l-2147483628,-2147483627l-2147483648,-2147483643l-2147483626,-2147483625xe" fillcolor="#4472c4" stroked="t" o:allowincell="f" style="position:absolute;left:6452;top:1194;width:948;height:563;mso-wrap-style:square;v-text-anchor:middle">
                   <v:fill o:detectmouseclick="t" type="solid" color2="#bb8d3b"/>
                   <v:stroke color="#1d3155" weight="12600" joinstyle="miter" endcap="flat"/>
                   <v:textbox>
@@ -3531,7 +3545,7 @@
                   <v:fill o:detectmouseclick="t" on="false"/>
                   <w10:wrap type="none"/>
                 </v:line>
-                <v:oval id="shape_0" ID="Oval 16" path="l-2147483648,-2147483643l-2147483628,-2147483627l-2147483648,-2147483643l-2147483626,-2147483625xe" fillcolor="#4472c4" stroked="t" o:allowincell="f" style="position:absolute;left:4932;top:2203;width:927;height:553;mso-wrap-style:square;v-text-anchor:middle">
+                <v:oval id="shape_0" ID="Oval 16" path="l-2147483648,-2147483643l-2147483628,-2147483627l-2147483648,-2147483643l-2147483626,-2147483625xe" fillcolor="#4472c4" stroked="t" o:allowincell="f" style="position:absolute;left:4932;top:2203;width:926;height:552;mso-wrap-style:square;v-text-anchor:middle">
                   <v:fill o:detectmouseclick="t" type="solid" color2="#bb8d3b"/>
                   <v:stroke color="#1d3155" weight="12600" joinstyle="miter" endcap="flat"/>
                   <v:textbox>
@@ -3556,7 +3570,7 @@
                   <v:fill o:detectmouseclick="t" on="false"/>
                   <w10:wrap type="none"/>
                 </v:line>
-                <v:oval id="shape_0" ID="Oval 18" path="l-2147483648,-2147483643l-2147483628,-2147483627l-2147483648,-2147483643l-2147483626,-2147483625xe" fillcolor="#4472c4" stroked="t" o:allowincell="f" style="position:absolute;left:6758;top:3167;width:882;height:553;mso-wrap-style:square;v-text-anchor:middle">
+                <v:oval id="shape_0" ID="Oval 18" path="l-2147483648,-2147483643l-2147483628,-2147483627l-2147483648,-2147483643l-2147483626,-2147483625xe" fillcolor="#4472c4" stroked="t" o:allowincell="f" style="position:absolute;left:6758;top:3167;width:881;height:552;mso-wrap-style:square;v-text-anchor:middle">
                   <v:fill o:detectmouseclick="t" type="solid" color2="#bb8d3b"/>
                   <v:stroke color="#1d3155" weight="12600" joinstyle="miter" endcap="flat"/>
                   <v:textbox>
@@ -3581,7 +3595,7 @@
                   <v:fill o:detectmouseclick="t" on="false"/>
                   <w10:wrap type="none"/>
                 </v:line>
-                <v:oval id="shape_0" ID="Oval 22" path="l-2147483648,-2147483643l-2147483628,-2147483627l-2147483648,-2147483643l-2147483626,-2147483625xe" fillcolor="#4472c4" stroked="t" o:allowincell="f" style="position:absolute;left:8844;top:1852;width:836;height:531;mso-wrap-style:square;v-text-anchor:middle">
+                <v:oval id="shape_0" ID="Oval 22" path="l-2147483648,-2147483643l-2147483628,-2147483627l-2147483648,-2147483643l-2147483626,-2147483625xe" fillcolor="#4472c4" stroked="t" o:allowincell="f" style="position:absolute;left:8844;top:1852;width:835;height:530;mso-wrap-style:square;v-text-anchor:middle">
                   <v:fill o:detectmouseclick="t" type="solid" color2="#bb8d3b"/>
                   <v:stroke color="#1d3155" weight="12600" joinstyle="miter" endcap="flat"/>
                   <v:textbox>
@@ -3606,7 +3620,7 @@
                   <v:fill o:detectmouseclick="t" on="false"/>
                   <w10:wrap type="none"/>
                 </v:line>
-                <v:oval id="shape_0" ID="Oval 24" path="l-2147483648,-2147483643l-2147483628,-2147483627l-2147483648,-2147483643l-2147483626,-2147483625xe" fillcolor="#4472c4" stroked="t" o:allowincell="f" style="position:absolute;left:8073;top:3167;width:915;height:620;mso-wrap-style:square;v-text-anchor:middle">
+                <v:oval id="shape_0" ID="Oval 24" path="l-2147483648,-2147483643l-2147483628,-2147483627l-2147483648,-2147483643l-2147483626,-2147483625xe" fillcolor="#4472c4" stroked="t" o:allowincell="f" style="position:absolute;left:8073;top:3167;width:914;height:619;mso-wrap-style:square;v-text-anchor:middle">
                   <v:fill o:detectmouseclick="t" type="solid" color2="#bb8d3b"/>
                   <v:stroke color="#1d3155" weight="12600" joinstyle="miter" endcap="flat"/>
                   <v:textbox>
@@ -3631,7 +3645,7 @@
                   <v:fill o:detectmouseclick="t" on="false"/>
                   <w10:wrap type="none"/>
                 </v:line>
-                <v:oval id="shape_0" ID="Oval 26" path="l-2147483648,-2147483643l-2147483628,-2147483627l-2147483648,-2147483643l-2147483626,-2147483625xe" fillcolor="#4472c4" stroked="t" o:allowincell="f" style="position:absolute;left:7880;top:4255;width:779;height:599;mso-wrap-style:square;v-text-anchor:middle">
+                <v:oval id="shape_0" ID="Oval 26" path="l-2147483648,-2147483643l-2147483628,-2147483627l-2147483648,-2147483643l-2147483626,-2147483625xe" fillcolor="#4472c4" stroked="t" o:allowincell="f" style="position:absolute;left:7880;top:4255;width:778;height:598;mso-wrap-style:square;v-text-anchor:middle">
                   <v:fill o:detectmouseclick="t" type="solid" color2="#bb8d3b"/>
                   <v:stroke color="#1d3155" weight="12600" joinstyle="miter" endcap="flat"/>
                   <v:textbox>
@@ -3651,7 +3665,7 @@
                   </v:textbox>
                   <w10:wrap type="none"/>
                 </v:oval>
-                <v:oval id="shape_0" ID="Oval 20" path="l-2147483648,-2147483643l-2147483628,-2147483627l-2147483648,-2147483643l-2147483626,-2147483625xe" fillcolor="#4472c4" stroked="t" o:allowincell="f" style="position:absolute;left:5613;top:4176;width:904;height:678;mso-wrap-style:square;v-text-anchor:middle">
+                <v:oval id="shape_0" ID="Oval 20" path="l-2147483648,-2147483643l-2147483628,-2147483627l-2147483648,-2147483643l-2147483626,-2147483625xe" fillcolor="#4472c4" stroked="t" o:allowincell="f" style="position:absolute;left:5613;top:4176;width:903;height:677;mso-wrap-style:square;v-text-anchor:middle">
                   <v:fill o:detectmouseclick="t" type="solid" color2="#bb8d3b"/>
                   <v:stroke color="#1d3155" weight="12600" joinstyle="miter" endcap="flat"/>
                   <v:textbox>
@@ -3676,7 +3690,7 @@
                   <v:fill o:detectmouseclick="t" on="false"/>
                   <w10:wrap type="none"/>
                 </v:line>
-                <v:oval id="shape_0" ID="Oval 10" path="l-2147483648,-2147483643l-2147483628,-2147483627l-2147483648,-2147483643l-2147483626,-2147483625xe" fillcolor="#4472c4" stroked="t" o:allowincell="f" style="position:absolute;left:2665;top:2464;width:802;height:541;mso-wrap-style:square;v-text-anchor:middle">
+                <v:oval id="shape_0" ID="Oval 10" path="l-2147483648,-2147483643l-2147483628,-2147483627l-2147483648,-2147483643l-2147483626,-2147483625xe" fillcolor="#4472c4" stroked="t" o:allowincell="f" style="position:absolute;left:2665;top:2464;width:801;height:540;mso-wrap-style:square;v-text-anchor:middle">
                   <v:fill o:detectmouseclick="t" type="solid" color2="#bb8d3b"/>
                   <v:stroke color="#1d3155" weight="12600" joinstyle="miter" endcap="flat"/>
                   <v:textbox>
@@ -3701,7 +3715,7 @@
                   <v:fill o:detectmouseclick="t" on="false"/>
                   <w10:wrap type="none"/>
                 </v:line>
-                <v:oval id="shape_0" ID="Oval 12" path="l-2147483648,-2147483643l-2147483628,-2147483627l-2147483648,-2147483643l-2147483626,-2147483625xe" fillcolor="#4472c4" stroked="t" o:allowincell="f" style="position:absolute;left:3934;top:3518;width:870;height:665;mso-wrap-style:square;v-text-anchor:middle">
+                <v:oval id="shape_0" ID="Oval 12" path="l-2147483648,-2147483643l-2147483628,-2147483627l-2147483648,-2147483643l-2147483626,-2147483625xe" fillcolor="#4472c4" stroked="t" o:allowincell="f" style="position:absolute;left:3934;top:3518;width:869;height:664;mso-wrap-style:square;v-text-anchor:middle">
                   <v:fill o:detectmouseclick="t" type="solid" color2="#bb8d3b"/>
                   <v:stroke color="#1d3155" weight="12600" joinstyle="miter" endcap="flat"/>
                   <v:textbox>
@@ -3721,7 +3735,7 @@
                   </v:textbox>
                   <w10:wrap type="none"/>
                 </v:oval>
-                <v:oval id="shape_0" ID="Oval 6" path="l-2147483648,-2147483643l-2147483628,-2147483627l-2147483648,-2147483643l-2147483626,-2147483625xe" fillcolor="#4472c4" stroked="t" o:allowincell="f" style="position:absolute;left:1531;top:3564;width:949;height:609;mso-wrap-style:square;v-text-anchor:middle">
+                <v:oval id="shape_0" ID="Oval 6" path="l-2147483648,-2147483643l-2147483628,-2147483627l-2147483648,-2147483643l-2147483626,-2147483625xe" fillcolor="#4472c4" stroked="t" o:allowincell="f" style="position:absolute;left:1531;top:3564;width:948;height:608;mso-wrap-style:square;v-text-anchor:middle">
                   <v:fill o:detectmouseclick="t" type="solid" color2="#bb8d3b"/>
                   <v:stroke color="#1d3155" weight="12600" joinstyle="miter" endcap="flat"/>
                   <v:textbox>
@@ -7508,7 +7522,7 @@
     </w:p>
     <w:sectPr>
       <w:type w:val="nextPage"/>
-      <w:pgSz w:w="11909" w:h="16834"/>
+      <w:pgSz w:w="11906" w:h="16838"/>
       <w:pgMar w:left="1440" w:right="1440" w:gutter="0" w:header="0" w:top="576" w:footer="0" w:bottom="576"/>
       <w:pgNumType w:fmt="decimal"/>
       <w:formProt w:val="false"/>
@@ -8015,15 +8029,15 @@
     </w:pPr>
     <w:rPr/>
   </w:style>
-  <w:style w:type="paragraph" w:styleId="FrameContentsuser">
-    <w:name w:val="Frame Contents (user)"/>
+  <w:style w:type="paragraph" w:styleId="FrameContents">
+    <w:name w:val="Frame Contents"/>
     <w:basedOn w:val="Normal"/>
     <w:qFormat/>
     <w:pPr/>
     <w:rPr/>
   </w:style>
-  <w:style w:type="paragraph" w:styleId="FrameContents">
-    <w:name w:val="Frame Contents"/>
+  <w:style w:type="paragraph" w:styleId="FrameContentsuser">
+    <w:name w:val="Frame Contents (user)"/>
     <w:basedOn w:val="Normal"/>
     <w:qFormat/>
     <w:pPr/>
